--- a/Bao_cao_CRAAP_SQL_vs_NoSQL.docx
+++ b/Bao_cao_CRAAP_SQL_vs_NoSQL.docx
@@ -28,6 +28,8 @@
         </w:rPr>
         <w:t>ĐÁNH GIÁ NGUỒN THÔNG TIN VỀ HỆ THỐNG CƠ SỞ DỮ LIỆU (CSDL) SQL SO VỚI NoSQL</w:t>
       </w:r>
+      <w:bookmarkStart w:id="0" w:name="_GoBack"/>
+      <w:bookmarkEnd w:id="0"/>
     </w:p>
     <w:p>
       <w:pPr>
@@ -172,6 +174,12 @@
                 <w:sz w:val="22"/>
               </w:rPr>
               <w:t>D13</w:t>
+            </w:r>
+            <w:r>
+              <w:rPr>
+                <w:sz w:val="22"/>
+              </w:rPr>
+              <w:t>/CT005</w:t>
             </w:r>
           </w:p>
         </w:tc>
@@ -384,7 +392,7 @@
           <w:sz w:val="40"/>
         </w:rPr>
       </w:pPr>
-      <w:bookmarkStart w:id="0" w:name="_Toc241908610"/>
+      <w:bookmarkStart w:id="1" w:name="_Toc241908610"/>
       <w:r>
         <w:rPr>
           <w:sz w:val="40"/>
@@ -392,7 +400,7 @@
         <w:lastRenderedPageBreak/>
         <w:t>MỤC LỤC</w:t>
       </w:r>
-      <w:bookmarkEnd w:id="0"/>
+      <w:bookmarkEnd w:id="1"/>
     </w:p>
     <w:sdt>
       <w:sdtPr>
@@ -1357,8 +1365,9 @@
     <w:p>
       <w:pPr>
         <w:pStyle w:val="Heading1"/>
+        <w:jc w:val="both"/>
       </w:pPr>
-      <w:bookmarkStart w:id="1" w:name="_Toc241908611"/>
+      <w:bookmarkStart w:id="2" w:name="_Toc241908611"/>
       <w:r>
         <w:lastRenderedPageBreak/>
         <w:t>1. CÂU H</w:t>
@@ -1393,11 +1402,12 @@
       <w:r>
         <w:t>M</w:t>
       </w:r>
-      <w:bookmarkEnd w:id="1"/>
+      <w:bookmarkEnd w:id="2"/>
     </w:p>
     <w:p>
       <w:pPr>
         <w:ind w:firstLine="425"/>
+        <w:jc w:val="both"/>
       </w:pPr>
       <w:r>
         <w:t xml:space="preserve">Câu hỏi nghiên cứu: Trong các ứng dụng IT hiện đại, đặc biệt là ứng dụng web và hệ thống OLTP, SQL và NoSQL khác nhau như thế nào về mô hình dữ liệu, khả năng mở rộng, tính nhất quán, hiệu năng </w:t>
@@ -1409,6 +1419,7 @@
     <w:p>
       <w:pPr>
         <w:ind w:firstLine="425"/>
+        <w:jc w:val="both"/>
       </w:pPr>
       <w:r>
         <w:t>Mục tiêu của câu hỏi là tránh giả định “SQL cũ - NoSQL mới” hoặc “NoSQL luôn nhanh hơn”. Các n</w:t>
@@ -1423,8 +1434,9 @@
     <w:p>
       <w:pPr>
         <w:pStyle w:val="Heading2"/>
+        <w:jc w:val="both"/>
       </w:pPr>
-      <w:bookmarkStart w:id="2" w:name="_Toc241908612"/>
+      <w:bookmarkStart w:id="3" w:name="_Toc241908612"/>
       <w:r>
         <w:t>1.1. T</w:t>
       </w:r>
@@ -1440,7 +1452,7 @@
       <w:r>
         <w:t>n</w:t>
       </w:r>
-      <w:bookmarkEnd w:id="2"/>
+      <w:bookmarkEnd w:id="3"/>
     </w:p>
     <w:tbl>
       <w:tblPr>
@@ -1461,7 +1473,7 @@
           <w:p>
             <w:pPr>
               <w:spacing w:after="0"/>
-              <w:jc w:val="center"/>
+              <w:jc w:val="both"/>
             </w:pPr>
             <w:r>
               <w:rPr>
@@ -1479,7 +1491,7 @@
           <w:p>
             <w:pPr>
               <w:spacing w:after="0"/>
-              <w:jc w:val="center"/>
+              <w:jc w:val="both"/>
             </w:pPr>
             <w:r>
               <w:rPr>
@@ -1499,7 +1511,7 @@
           <w:p>
             <w:pPr>
               <w:spacing w:after="0"/>
-              <w:jc w:val="center"/>
+              <w:jc w:val="both"/>
             </w:pPr>
             <w:r>
               <w:rPr>
@@ -1517,6 +1529,7 @@
           <w:p>
             <w:pPr>
               <w:spacing w:after="0"/>
+              <w:jc w:val="both"/>
             </w:pPr>
             <w:r>
               <w:rPr>
@@ -1541,7 +1554,7 @@
           <w:p>
             <w:pPr>
               <w:spacing w:after="0"/>
-              <w:jc w:val="center"/>
+              <w:jc w:val="both"/>
             </w:pPr>
             <w:r>
               <w:rPr>
@@ -1559,6 +1572,7 @@
           <w:p>
             <w:pPr>
               <w:spacing w:after="0"/>
+              <w:jc w:val="both"/>
             </w:pPr>
             <w:r>
               <w:rPr>
@@ -1577,7 +1591,7 @@
           <w:p>
             <w:pPr>
               <w:spacing w:after="0"/>
-              <w:jc w:val="center"/>
+              <w:jc w:val="both"/>
             </w:pPr>
             <w:r>
               <w:rPr>
@@ -1595,6 +1609,7 @@
           <w:p>
             <w:pPr>
               <w:spacing w:after="0"/>
+              <w:jc w:val="both"/>
             </w:pPr>
             <w:r>
               <w:rPr>
@@ -1613,7 +1628,7 @@
           <w:p>
             <w:pPr>
               <w:spacing w:after="0"/>
-              <w:jc w:val="center"/>
+              <w:jc w:val="both"/>
             </w:pPr>
             <w:r>
               <w:rPr>
@@ -1631,6 +1646,7 @@
           <w:p>
             <w:pPr>
               <w:spacing w:after="0"/>
+              <w:jc w:val="both"/>
             </w:pPr>
             <w:r>
               <w:rPr>
@@ -1649,7 +1665,7 @@
           <w:p>
             <w:pPr>
               <w:spacing w:after="0"/>
-              <w:jc w:val="center"/>
+              <w:jc w:val="both"/>
             </w:pPr>
             <w:r>
               <w:rPr>
@@ -1667,6 +1683,7 @@
           <w:p>
             <w:pPr>
               <w:spacing w:after="0"/>
+              <w:jc w:val="both"/>
             </w:pPr>
             <w:r>
               <w:rPr>
@@ -1691,7 +1708,7 @@
           <w:p>
             <w:pPr>
               <w:spacing w:after="0"/>
-              <w:jc w:val="center"/>
+              <w:jc w:val="both"/>
             </w:pPr>
             <w:r>
               <w:rPr>
@@ -1709,6 +1726,7 @@
           <w:p>
             <w:pPr>
               <w:spacing w:after="0"/>
+              <w:jc w:val="both"/>
             </w:pPr>
             <w:r>
               <w:rPr>
@@ -1723,6 +1741,7 @@
     <w:p>
       <w:pPr>
         <w:ind w:firstLine="425"/>
+        <w:jc w:val="both"/>
       </w:pPr>
       <w:r>
         <w:t>Chiến lược tìm kiếm ưu tiên (1) nguồn học thuật có phương pháp và kết quả đo; (2) nguồn chính thức của nhà cung cấp để kiểm tra định nghĩa, tính năng và kiến trú</w:t>
@@ -1737,8 +1756,9 @@
     <w:p>
       <w:pPr>
         <w:pStyle w:val="Heading2"/>
+        <w:jc w:val="both"/>
       </w:pPr>
-      <w:bookmarkStart w:id="3" w:name="_Toc241908613"/>
+      <w:bookmarkStart w:id="4" w:name="_Toc241908613"/>
       <w:r>
         <w:t>1.2. Danh m</w:t>
       </w:r>
@@ -1766,12 +1786,13 @@
       <w:r>
         <w:t>n</w:t>
       </w:r>
-      <w:bookmarkEnd w:id="3"/>
+      <w:bookmarkEnd w:id="4"/>
     </w:p>
     <w:p>
       <w:pPr>
         <w:pStyle w:val="ListBullet"/>
         <w:spacing w:after="60" w:line="252" w:lineRule="auto"/>
+        <w:jc w:val="both"/>
       </w:pPr>
       <w:r>
         <w:rPr>
@@ -1790,6 +1811,7 @@
       <w:pPr>
         <w:pStyle w:val="ListBullet"/>
         <w:spacing w:after="60" w:line="252" w:lineRule="auto"/>
+        <w:jc w:val="both"/>
       </w:pPr>
       <w:r>
         <w:rPr>
@@ -1802,6 +1824,7 @@
       <w:pPr>
         <w:pStyle w:val="ListBullet"/>
         <w:spacing w:after="60" w:line="252" w:lineRule="auto"/>
+        <w:jc w:val="both"/>
       </w:pPr>
       <w:r>
         <w:rPr>
@@ -1820,6 +1843,7 @@
       <w:pPr>
         <w:pStyle w:val="ListBullet"/>
         <w:spacing w:after="60" w:line="252" w:lineRule="auto"/>
+        <w:jc w:val="both"/>
       </w:pPr>
       <w:r>
         <w:rPr>
@@ -1838,6 +1862,7 @@
       <w:pPr>
         <w:pStyle w:val="ListBullet"/>
         <w:spacing w:after="60" w:line="252" w:lineRule="auto"/>
+        <w:jc w:val="both"/>
       </w:pPr>
       <w:r>
         <w:rPr>
@@ -1850,8 +1875,9 @@
     <w:p>
       <w:pPr>
         <w:pStyle w:val="Heading1"/>
+        <w:jc w:val="both"/>
       </w:pPr>
-      <w:bookmarkStart w:id="4" w:name="_Toc241908614"/>
+      <w:bookmarkStart w:id="5" w:name="_Toc241908614"/>
       <w:r>
         <w:t>2. B</w:t>
       </w:r>
@@ -1864,11 +1890,12 @@
       <w:r>
         <w:t>H GIÁ CRAAP</w:t>
       </w:r>
-      <w:bookmarkEnd w:id="4"/>
+      <w:bookmarkEnd w:id="5"/>
     </w:p>
     <w:p>
       <w:pPr>
         <w:ind w:firstLine="425"/>
+        <w:jc w:val="both"/>
       </w:pPr>
       <w:r>
         <w:t>Thang điểm sử dụng 1-5 cho mỗi tiêu chí: 1 = yếu/rủi ro cao; 3 = chấp nhận được nhưng có hạn chế; 5 = rất tốt. Điểm phản ánh mức độ phù hợp của nguồn cho câu hỏi nghiên cứu này, không phải đánh giá tuyệt đối về tổ chức hoặc tác giả.</w:t>
@@ -1895,7 +1922,7 @@
           <w:p>
             <w:pPr>
               <w:spacing w:after="0"/>
-              <w:jc w:val="center"/>
+              <w:jc w:val="both"/>
               <w:rPr>
                 <w:sz w:val="24"/>
               </w:rPr>
@@ -1916,7 +1943,7 @@
           <w:p>
             <w:pPr>
               <w:spacing w:after="0"/>
-              <w:jc w:val="center"/>
+              <w:jc w:val="both"/>
               <w:rPr>
                 <w:sz w:val="24"/>
               </w:rPr>
@@ -1944,7 +1971,7 @@
           <w:p>
             <w:pPr>
               <w:spacing w:after="0"/>
-              <w:jc w:val="center"/>
+              <w:jc w:val="both"/>
               <w:rPr>
                 <w:sz w:val="24"/>
               </w:rPr>
@@ -1967,6 +1994,7 @@
           <w:p>
             <w:pPr>
               <w:spacing w:after="0"/>
+              <w:jc w:val="both"/>
               <w:rPr>
                 <w:sz w:val="24"/>
               </w:rPr>
@@ -1987,6 +2015,7 @@
           <w:p>
             <w:pPr>
               <w:spacing w:after="0"/>
+              <w:jc w:val="both"/>
               <w:rPr>
                 <w:sz w:val="24"/>
               </w:rPr>
@@ -2006,6 +2035,7 @@
           <w:p>
             <w:pPr>
               <w:spacing w:after="0"/>
+              <w:jc w:val="both"/>
               <w:rPr>
                 <w:sz w:val="24"/>
               </w:rPr>
@@ -2027,6 +2057,7 @@
           <w:p>
             <w:pPr>
               <w:spacing w:after="0"/>
+              <w:jc w:val="both"/>
               <w:rPr>
                 <w:sz w:val="24"/>
               </w:rPr>
@@ -2047,6 +2078,7 @@
           <w:p>
             <w:pPr>
               <w:spacing w:after="0"/>
+              <w:jc w:val="both"/>
               <w:rPr>
                 <w:sz w:val="24"/>
               </w:rPr>
@@ -2072,6 +2104,7 @@
           <w:p>
             <w:pPr>
               <w:spacing w:after="0"/>
+              <w:jc w:val="both"/>
               <w:rPr>
                 <w:sz w:val="24"/>
               </w:rPr>
@@ -2093,6 +2126,7 @@
           <w:p>
             <w:pPr>
               <w:spacing w:after="0"/>
+              <w:jc w:val="both"/>
               <w:rPr>
                 <w:sz w:val="24"/>
               </w:rPr>
@@ -2113,6 +2147,7 @@
           <w:p>
             <w:pPr>
               <w:spacing w:after="0"/>
+              <w:jc w:val="both"/>
               <w:rPr>
                 <w:sz w:val="24"/>
               </w:rPr>
@@ -2132,6 +2167,7 @@
           <w:p>
             <w:pPr>
               <w:spacing w:after="0"/>
+              <w:jc w:val="both"/>
               <w:rPr>
                 <w:sz w:val="24"/>
               </w:rPr>
@@ -2159,6 +2195,7 @@
           <w:p>
             <w:pPr>
               <w:spacing w:after="0"/>
+              <w:jc w:val="both"/>
               <w:rPr>
                 <w:sz w:val="24"/>
               </w:rPr>
@@ -2179,6 +2216,7 @@
           <w:p>
             <w:pPr>
               <w:spacing w:after="0"/>
+              <w:jc w:val="both"/>
               <w:rPr>
                 <w:sz w:val="24"/>
               </w:rPr>
@@ -2198,6 +2236,7 @@
           <w:p>
             <w:pPr>
               <w:spacing w:after="0"/>
+              <w:jc w:val="both"/>
               <w:rPr>
                 <w:sz w:val="24"/>
               </w:rPr>
@@ -2219,6 +2258,7 @@
           <w:p>
             <w:pPr>
               <w:spacing w:after="0"/>
+              <w:jc w:val="both"/>
               <w:rPr>
                 <w:sz w:val="24"/>
               </w:rPr>
@@ -2239,6 +2279,7 @@
           <w:p>
             <w:pPr>
               <w:spacing w:after="0"/>
+              <w:jc w:val="both"/>
               <w:rPr>
                 <w:sz w:val="24"/>
               </w:rPr>
@@ -2264,6 +2305,7 @@
           <w:p>
             <w:pPr>
               <w:spacing w:after="0"/>
+              <w:jc w:val="both"/>
               <w:rPr>
                 <w:sz w:val="24"/>
               </w:rPr>
@@ -2272,13 +2314,7 @@
               <w:rPr>
                 <w:sz w:val="24"/>
               </w:rPr>
-              <w:t xml:space="preserve">Mục tiêu mô tả/đánh giá; nêu hạn chế và không dùng ngôn ngữ </w:t>
-            </w:r>
-            <w:r>
-              <w:rPr>
-                <w:sz w:val="24"/>
-              </w:rPr>
-              <w:t>tuyệt đối.</w:t>
+              <w:t>Mục tiêu mô tả/đánh giá; nêu hạn chế và không dùng ngôn ngữ tuyệt đối.</w:t>
             </w:r>
           </w:p>
         </w:tc>
@@ -2287,6 +2323,7 @@
     <w:p>
       <w:pPr>
         <w:ind w:firstLine="425"/>
+        <w:jc w:val="both"/>
       </w:pPr>
       <w:r>
         <w:t xml:space="preserve">Nguyên tắc đọc điểm: một nguồn có thể rất mạnh ở “Authority” nhưng không phù hợp làm bằng chứng benchmark; ngược lại, một bài blog có thể mô tả kinh nghiệm triển khai tốt nhưng </w:t>
@@ -2297,6 +2334,7 @@
     </w:p>
     <w:p>
       <w:pPr>
+        <w:jc w:val="both"/>
         <w:sectPr>
           <w:headerReference w:type="default" r:id="rId10"/>
           <w:footerReference w:type="default" r:id="rId11"/>
@@ -2332,7 +2370,7 @@
           <w:p>
             <w:pPr>
               <w:spacing w:after="0"/>
-              <w:jc w:val="center"/>
+              <w:jc w:val="both"/>
               <w:rPr>
                 <w:sz w:val="20"/>
               </w:rPr>
@@ -2354,7 +2392,7 @@
           <w:p>
             <w:pPr>
               <w:spacing w:after="0"/>
-              <w:jc w:val="center"/>
+              <w:jc w:val="both"/>
               <w:rPr>
                 <w:sz w:val="20"/>
               </w:rPr>
@@ -2375,7 +2413,7 @@
           <w:p>
             <w:pPr>
               <w:spacing w:after="0"/>
-              <w:jc w:val="center"/>
+              <w:jc w:val="both"/>
               <w:rPr>
                 <w:sz w:val="20"/>
               </w:rPr>
@@ -2403,7 +2441,7 @@
           <w:p>
             <w:pPr>
               <w:spacing w:after="0"/>
-              <w:jc w:val="center"/>
+              <w:jc w:val="both"/>
               <w:rPr>
                 <w:sz w:val="20"/>
               </w:rPr>
@@ -2424,7 +2462,7 @@
           <w:p>
             <w:pPr>
               <w:spacing w:after="0"/>
-              <w:jc w:val="center"/>
+              <w:jc w:val="both"/>
               <w:rPr>
                 <w:sz w:val="20"/>
               </w:rPr>
@@ -2445,7 +2483,7 @@
           <w:p>
             <w:pPr>
               <w:spacing w:after="0"/>
-              <w:jc w:val="center"/>
+              <w:jc w:val="both"/>
               <w:rPr>
                 <w:sz w:val="20"/>
               </w:rPr>
@@ -2466,7 +2504,7 @@
           <w:p>
             <w:pPr>
               <w:spacing w:after="0"/>
-              <w:jc w:val="center"/>
+              <w:jc w:val="both"/>
               <w:rPr>
                 <w:sz w:val="20"/>
               </w:rPr>
@@ -2487,7 +2525,7 @@
           <w:p>
             <w:pPr>
               <w:spacing w:after="0"/>
-              <w:jc w:val="center"/>
+              <w:jc w:val="both"/>
               <w:rPr>
                 <w:sz w:val="20"/>
               </w:rPr>
@@ -2510,7 +2548,7 @@
           <w:p>
             <w:pPr>
               <w:spacing w:after="0"/>
-              <w:jc w:val="center"/>
+              <w:jc w:val="both"/>
               <w:rPr>
                 <w:sz w:val="20"/>
               </w:rPr>
@@ -2531,6 +2569,7 @@
           <w:p>
             <w:pPr>
               <w:spacing w:after="0"/>
+              <w:jc w:val="both"/>
               <w:rPr>
                 <w:sz w:val="20"/>
               </w:rPr>
@@ -2550,7 +2589,7 @@
           <w:p>
             <w:pPr>
               <w:spacing w:after="0"/>
-              <w:jc w:val="center"/>
+              <w:jc w:val="both"/>
               <w:rPr>
                 <w:sz w:val="20"/>
               </w:rPr>
@@ -2570,7 +2609,7 @@
           <w:p>
             <w:pPr>
               <w:spacing w:after="0"/>
-              <w:jc w:val="center"/>
+              <w:jc w:val="both"/>
               <w:rPr>
                 <w:sz w:val="20"/>
               </w:rPr>
@@ -2590,7 +2629,7 @@
           <w:p>
             <w:pPr>
               <w:spacing w:after="0"/>
-              <w:jc w:val="center"/>
+              <w:jc w:val="both"/>
               <w:rPr>
                 <w:sz w:val="20"/>
               </w:rPr>
@@ -2610,7 +2649,7 @@
           <w:p>
             <w:pPr>
               <w:spacing w:after="0"/>
-              <w:jc w:val="center"/>
+              <w:jc w:val="both"/>
               <w:rPr>
                 <w:sz w:val="20"/>
               </w:rPr>
@@ -2630,7 +2669,7 @@
           <w:p>
             <w:pPr>
               <w:spacing w:after="0"/>
-              <w:jc w:val="center"/>
+              <w:jc w:val="both"/>
               <w:rPr>
                 <w:sz w:val="20"/>
               </w:rPr>
@@ -2650,6 +2689,7 @@
           <w:p>
             <w:pPr>
               <w:spacing w:after="0"/>
+              <w:jc w:val="both"/>
               <w:rPr>
                 <w:sz w:val="20"/>
               </w:rPr>
@@ -2677,7 +2717,7 @@
           <w:p>
             <w:pPr>
               <w:spacing w:after="0"/>
-              <w:jc w:val="center"/>
+              <w:jc w:val="both"/>
               <w:rPr>
                 <w:sz w:val="20"/>
               </w:rPr>
@@ -2698,6 +2738,7 @@
           <w:p>
             <w:pPr>
               <w:spacing w:after="0"/>
+              <w:jc w:val="both"/>
               <w:rPr>
                 <w:sz w:val="20"/>
               </w:rPr>
@@ -2717,7 +2758,7 @@
           <w:p>
             <w:pPr>
               <w:spacing w:after="0"/>
-              <w:jc w:val="center"/>
+              <w:jc w:val="both"/>
               <w:rPr>
                 <w:sz w:val="20"/>
               </w:rPr>
@@ -2737,7 +2778,7 @@
           <w:p>
             <w:pPr>
               <w:spacing w:after="0"/>
-              <w:jc w:val="center"/>
+              <w:jc w:val="both"/>
               <w:rPr>
                 <w:sz w:val="20"/>
               </w:rPr>
@@ -2757,7 +2798,7 @@
           <w:p>
             <w:pPr>
               <w:spacing w:after="0"/>
-              <w:jc w:val="center"/>
+              <w:jc w:val="both"/>
               <w:rPr>
                 <w:sz w:val="20"/>
               </w:rPr>
@@ -2777,7 +2818,7 @@
           <w:p>
             <w:pPr>
               <w:spacing w:after="0"/>
-              <w:jc w:val="center"/>
+              <w:jc w:val="both"/>
               <w:rPr>
                 <w:sz w:val="20"/>
               </w:rPr>
@@ -2797,7 +2838,7 @@
           <w:p>
             <w:pPr>
               <w:spacing w:after="0"/>
-              <w:jc w:val="center"/>
+              <w:jc w:val="both"/>
               <w:rPr>
                 <w:sz w:val="20"/>
               </w:rPr>
@@ -2817,6 +2858,7 @@
           <w:p>
             <w:pPr>
               <w:spacing w:after="0"/>
+              <w:jc w:val="both"/>
               <w:rPr>
                 <w:sz w:val="20"/>
               </w:rPr>
@@ -2838,7 +2880,7 @@
           <w:p>
             <w:pPr>
               <w:spacing w:after="0"/>
-              <w:jc w:val="center"/>
+              <w:jc w:val="both"/>
               <w:rPr>
                 <w:sz w:val="20"/>
               </w:rPr>
@@ -2859,6 +2901,7 @@
           <w:p>
             <w:pPr>
               <w:spacing w:after="0"/>
+              <w:jc w:val="both"/>
               <w:rPr>
                 <w:sz w:val="20"/>
               </w:rPr>
@@ -2878,7 +2921,7 @@
           <w:p>
             <w:pPr>
               <w:spacing w:after="0"/>
-              <w:jc w:val="center"/>
+              <w:jc w:val="both"/>
               <w:rPr>
                 <w:sz w:val="20"/>
               </w:rPr>
@@ -2898,7 +2941,7 @@
           <w:p>
             <w:pPr>
               <w:spacing w:after="0"/>
-              <w:jc w:val="center"/>
+              <w:jc w:val="both"/>
               <w:rPr>
                 <w:sz w:val="20"/>
               </w:rPr>
@@ -2918,7 +2961,7 @@
           <w:p>
             <w:pPr>
               <w:spacing w:after="0"/>
-              <w:jc w:val="center"/>
+              <w:jc w:val="both"/>
               <w:rPr>
                 <w:sz w:val="20"/>
               </w:rPr>
@@ -2938,7 +2981,7 @@
           <w:p>
             <w:pPr>
               <w:spacing w:after="0"/>
-              <w:jc w:val="center"/>
+              <w:jc w:val="both"/>
               <w:rPr>
                 <w:sz w:val="20"/>
               </w:rPr>
@@ -2958,7 +3001,7 @@
           <w:p>
             <w:pPr>
               <w:spacing w:after="0"/>
-              <w:jc w:val="center"/>
+              <w:jc w:val="both"/>
               <w:rPr>
                 <w:sz w:val="20"/>
               </w:rPr>
@@ -2978,6 +3021,7 @@
           <w:p>
             <w:pPr>
               <w:spacing w:after="0"/>
+              <w:jc w:val="both"/>
               <w:rPr>
                 <w:sz w:val="20"/>
               </w:rPr>
@@ -3005,7 +3049,7 @@
           <w:p>
             <w:pPr>
               <w:spacing w:after="0"/>
-              <w:jc w:val="center"/>
+              <w:jc w:val="both"/>
               <w:rPr>
                 <w:sz w:val="20"/>
               </w:rPr>
@@ -3026,6 +3070,7 @@
           <w:p>
             <w:pPr>
               <w:spacing w:after="0"/>
+              <w:jc w:val="both"/>
               <w:rPr>
                 <w:sz w:val="20"/>
               </w:rPr>
@@ -3045,7 +3090,7 @@
           <w:p>
             <w:pPr>
               <w:spacing w:after="0"/>
-              <w:jc w:val="center"/>
+              <w:jc w:val="both"/>
               <w:rPr>
                 <w:sz w:val="20"/>
               </w:rPr>
@@ -3065,7 +3110,7 @@
           <w:p>
             <w:pPr>
               <w:spacing w:after="0"/>
-              <w:jc w:val="center"/>
+              <w:jc w:val="both"/>
               <w:rPr>
                 <w:sz w:val="20"/>
               </w:rPr>
@@ -3085,7 +3130,7 @@
           <w:p>
             <w:pPr>
               <w:spacing w:after="0"/>
-              <w:jc w:val="center"/>
+              <w:jc w:val="both"/>
               <w:rPr>
                 <w:sz w:val="20"/>
               </w:rPr>
@@ -3105,7 +3150,7 @@
           <w:p>
             <w:pPr>
               <w:spacing w:after="0"/>
-              <w:jc w:val="center"/>
+              <w:jc w:val="both"/>
               <w:rPr>
                 <w:sz w:val="20"/>
               </w:rPr>
@@ -3125,7 +3170,7 @@
           <w:p>
             <w:pPr>
               <w:spacing w:after="0"/>
-              <w:jc w:val="center"/>
+              <w:jc w:val="both"/>
               <w:rPr>
                 <w:sz w:val="20"/>
               </w:rPr>
@@ -3145,6 +3190,7 @@
           <w:p>
             <w:pPr>
               <w:spacing w:after="0"/>
+              <w:jc w:val="both"/>
               <w:rPr>
                 <w:sz w:val="20"/>
               </w:rPr>
@@ -3172,7 +3218,7 @@
           <w:p>
             <w:pPr>
               <w:spacing w:after="0"/>
-              <w:jc w:val="center"/>
+              <w:jc w:val="both"/>
               <w:rPr>
                 <w:sz w:val="20"/>
               </w:rPr>
@@ -3193,6 +3239,7 @@
           <w:p>
             <w:pPr>
               <w:spacing w:after="0"/>
+              <w:jc w:val="both"/>
               <w:rPr>
                 <w:sz w:val="20"/>
               </w:rPr>
@@ -3212,7 +3259,7 @@
           <w:p>
             <w:pPr>
               <w:spacing w:after="0"/>
-              <w:jc w:val="center"/>
+              <w:jc w:val="both"/>
               <w:rPr>
                 <w:sz w:val="20"/>
               </w:rPr>
@@ -3232,7 +3279,7 @@
           <w:p>
             <w:pPr>
               <w:spacing w:after="0"/>
-              <w:jc w:val="center"/>
+              <w:jc w:val="both"/>
               <w:rPr>
                 <w:sz w:val="20"/>
               </w:rPr>
@@ -3252,7 +3299,7 @@
           <w:p>
             <w:pPr>
               <w:spacing w:after="0"/>
-              <w:jc w:val="center"/>
+              <w:jc w:val="both"/>
               <w:rPr>
                 <w:sz w:val="20"/>
               </w:rPr>
@@ -3272,7 +3319,7 @@
           <w:p>
             <w:pPr>
               <w:spacing w:after="0"/>
-              <w:jc w:val="center"/>
+              <w:jc w:val="both"/>
               <w:rPr>
                 <w:sz w:val="20"/>
               </w:rPr>
@@ -3292,7 +3339,7 @@
           <w:p>
             <w:pPr>
               <w:spacing w:after="0"/>
-              <w:jc w:val="center"/>
+              <w:jc w:val="both"/>
               <w:rPr>
                 <w:sz w:val="20"/>
               </w:rPr>
@@ -3312,6 +3359,7 @@
           <w:p>
             <w:pPr>
               <w:spacing w:after="0"/>
+              <w:jc w:val="both"/>
               <w:rPr>
                 <w:sz w:val="20"/>
               </w:rPr>
@@ -3339,7 +3387,7 @@
           <w:p>
             <w:pPr>
               <w:spacing w:after="0"/>
-              <w:jc w:val="center"/>
+              <w:jc w:val="both"/>
               <w:rPr>
                 <w:sz w:val="20"/>
               </w:rPr>
@@ -3360,6 +3408,7 @@
           <w:p>
             <w:pPr>
               <w:spacing w:after="0"/>
+              <w:jc w:val="both"/>
               <w:rPr>
                 <w:sz w:val="20"/>
               </w:rPr>
@@ -3379,7 +3428,7 @@
           <w:p>
             <w:pPr>
               <w:spacing w:after="0"/>
-              <w:jc w:val="center"/>
+              <w:jc w:val="both"/>
               <w:rPr>
                 <w:sz w:val="20"/>
               </w:rPr>
@@ -3399,7 +3448,7 @@
           <w:p>
             <w:pPr>
               <w:spacing w:after="0"/>
-              <w:jc w:val="center"/>
+              <w:jc w:val="both"/>
               <w:rPr>
                 <w:sz w:val="20"/>
               </w:rPr>
@@ -3419,7 +3468,7 @@
           <w:p>
             <w:pPr>
               <w:spacing w:after="0"/>
-              <w:jc w:val="center"/>
+              <w:jc w:val="both"/>
               <w:rPr>
                 <w:sz w:val="20"/>
               </w:rPr>
@@ -3439,7 +3488,7 @@
           <w:p>
             <w:pPr>
               <w:spacing w:after="0"/>
-              <w:jc w:val="center"/>
+              <w:jc w:val="both"/>
               <w:rPr>
                 <w:sz w:val="20"/>
               </w:rPr>
@@ -3459,7 +3508,7 @@
           <w:p>
             <w:pPr>
               <w:spacing w:after="0"/>
-              <w:jc w:val="center"/>
+              <w:jc w:val="both"/>
               <w:rPr>
                 <w:sz w:val="20"/>
               </w:rPr>
@@ -3479,6 +3528,7 @@
           <w:p>
             <w:pPr>
               <w:spacing w:after="0"/>
+              <w:jc w:val="both"/>
               <w:rPr>
                 <w:sz w:val="20"/>
               </w:rPr>
@@ -3496,6 +3546,7 @@
     <w:p>
       <w:pPr>
         <w:spacing w:before="160" w:after="100"/>
+        <w:jc w:val="both"/>
       </w:pPr>
       <w:r>
         <w:rPr>
@@ -3525,6 +3576,7 @@
     </w:p>
     <w:p>
       <w:pPr>
+        <w:jc w:val="both"/>
         <w:sectPr>
           <w:headerReference w:type="default" r:id="rId12"/>
           <w:footerReference w:type="default" r:id="rId13"/>
@@ -3538,8 +3590,9 @@
     <w:p>
       <w:pPr>
         <w:pStyle w:val="Heading1"/>
+        <w:jc w:val="both"/>
       </w:pPr>
-      <w:bookmarkStart w:id="5" w:name="_Toc241908615"/>
+      <w:bookmarkStart w:id="6" w:name="_Toc241908615"/>
       <w:r>
         <w:lastRenderedPageBreak/>
         <w:t>3. T</w:t>
@@ -3574,11 +3627,12 @@
       <w:r>
         <w:t>I NoSQL TRONG IT</w:t>
       </w:r>
-      <w:bookmarkEnd w:id="5"/>
+      <w:bookmarkEnd w:id="6"/>
     </w:p>
     <w:p>
       <w:pPr>
         <w:ind w:firstLine="425"/>
+        <w:jc w:val="both"/>
       </w:pPr>
       <w:r>
         <w:t>Kết quả tổng hợp quan trọng nhất là k</w:t>
@@ -3611,7 +3665,7 @@
           <w:p>
             <w:pPr>
               <w:spacing w:after="0"/>
-              <w:jc w:val="center"/>
+              <w:jc w:val="both"/>
               <w:rPr>
                 <w:sz w:val="20"/>
               </w:rPr>
@@ -3632,7 +3686,7 @@
           <w:p>
             <w:pPr>
               <w:spacing w:after="0"/>
-              <w:jc w:val="center"/>
+              <w:jc w:val="both"/>
               <w:rPr>
                 <w:sz w:val="20"/>
               </w:rPr>
@@ -3653,7 +3707,7 @@
           <w:p>
             <w:pPr>
               <w:spacing w:after="0"/>
-              <w:jc w:val="center"/>
+              <w:jc w:val="both"/>
               <w:rPr>
                 <w:sz w:val="20"/>
               </w:rPr>
@@ -3674,7 +3728,7 @@
           <w:p>
             <w:pPr>
               <w:spacing w:after="0"/>
-              <w:jc w:val="center"/>
+              <w:jc w:val="both"/>
               <w:rPr>
                 <w:sz w:val="20"/>
               </w:rPr>
@@ -3697,6 +3751,7 @@
           <w:p>
             <w:pPr>
               <w:spacing w:after="0"/>
+              <w:jc w:val="both"/>
               <w:rPr>
                 <w:sz w:val="20"/>
               </w:rPr>
@@ -3717,6 +3772,7 @@
           <w:p>
             <w:pPr>
               <w:spacing w:after="0"/>
+              <w:jc w:val="both"/>
               <w:rPr>
                 <w:sz w:val="20"/>
               </w:rPr>
@@ -3742,6 +3798,7 @@
           <w:p>
             <w:pPr>
               <w:spacing w:after="0"/>
+              <w:jc w:val="both"/>
               <w:rPr>
                 <w:sz w:val="20"/>
               </w:rPr>
@@ -3761,6 +3818,7 @@
           <w:p>
             <w:pPr>
               <w:spacing w:after="0"/>
+              <w:jc w:val="both"/>
               <w:rPr>
                 <w:sz w:val="20"/>
               </w:rPr>
@@ -3782,6 +3840,7 @@
           <w:p>
             <w:pPr>
               <w:spacing w:after="0"/>
+              <w:jc w:val="both"/>
               <w:rPr>
                 <w:sz w:val="20"/>
               </w:rPr>
@@ -3802,6 +3861,7 @@
           <w:p>
             <w:pPr>
               <w:spacing w:after="0"/>
+              <w:jc w:val="both"/>
               <w:rPr>
                 <w:sz w:val="20"/>
               </w:rPr>
@@ -3821,6 +3881,7 @@
           <w:p>
             <w:pPr>
               <w:spacing w:after="0"/>
+              <w:jc w:val="both"/>
               <w:rPr>
                 <w:sz w:val="20"/>
               </w:rPr>
@@ -3846,6 +3907,7 @@
           <w:p>
             <w:pPr>
               <w:spacing w:after="0"/>
+              <w:jc w:val="both"/>
               <w:rPr>
                 <w:sz w:val="20"/>
               </w:rPr>
@@ -3867,6 +3929,7 @@
           <w:p>
             <w:pPr>
               <w:spacing w:after="0"/>
+              <w:jc w:val="both"/>
               <w:rPr>
                 <w:sz w:val="20"/>
               </w:rPr>
@@ -3887,6 +3950,7 @@
           <w:p>
             <w:pPr>
               <w:spacing w:after="0"/>
+              <w:jc w:val="both"/>
               <w:rPr>
                 <w:sz w:val="20"/>
               </w:rPr>
@@ -3912,6 +3976,7 @@
           <w:p>
             <w:pPr>
               <w:spacing w:after="0"/>
+              <w:jc w:val="both"/>
               <w:rPr>
                 <w:sz w:val="20"/>
               </w:rPr>
@@ -3931,6 +3996,7 @@
           <w:p>
             <w:pPr>
               <w:spacing w:after="0"/>
+              <w:jc w:val="both"/>
               <w:rPr>
                 <w:sz w:val="20"/>
               </w:rPr>
@@ -3952,6 +4018,7 @@
           <w:p>
             <w:pPr>
               <w:spacing w:after="0"/>
+              <w:jc w:val="both"/>
               <w:rPr>
                 <w:sz w:val="20"/>
               </w:rPr>
@@ -3972,6 +4039,7 @@
           <w:p>
             <w:pPr>
               <w:spacing w:after="0"/>
+              <w:jc w:val="both"/>
               <w:rPr>
                 <w:sz w:val="20"/>
               </w:rPr>
@@ -3991,6 +4059,7 @@
           <w:p>
             <w:pPr>
               <w:spacing w:after="0"/>
+              <w:jc w:val="both"/>
               <w:rPr>
                 <w:sz w:val="20"/>
               </w:rPr>
@@ -4016,6 +4085,7 @@
           <w:p>
             <w:pPr>
               <w:spacing w:after="0"/>
+              <w:jc w:val="both"/>
               <w:rPr>
                 <w:sz w:val="20"/>
               </w:rPr>
@@ -4037,6 +4107,7 @@
           <w:p>
             <w:pPr>
               <w:spacing w:after="0"/>
+              <w:jc w:val="both"/>
               <w:rPr>
                 <w:sz w:val="20"/>
               </w:rPr>
@@ -4057,6 +4128,7 @@
           <w:p>
             <w:pPr>
               <w:spacing w:after="0"/>
+              <w:jc w:val="both"/>
               <w:rPr>
                 <w:sz w:val="20"/>
               </w:rPr>
@@ -4076,6 +4148,7 @@
           <w:p>
             <w:pPr>
               <w:spacing w:after="0"/>
+              <w:jc w:val="both"/>
               <w:rPr>
                 <w:sz w:val="20"/>
               </w:rPr>
@@ -4101,6 +4174,7 @@
           <w:p>
             <w:pPr>
               <w:spacing w:after="0"/>
+              <w:jc w:val="both"/>
               <w:rPr>
                 <w:sz w:val="20"/>
               </w:rPr>
@@ -4122,6 +4196,7 @@
           <w:p>
             <w:pPr>
               <w:spacing w:after="0"/>
+              <w:jc w:val="both"/>
               <w:rPr>
                 <w:sz w:val="20"/>
               </w:rPr>
@@ -4142,6 +4217,7 @@
           <w:p>
             <w:pPr>
               <w:spacing w:after="0"/>
+              <w:jc w:val="both"/>
               <w:rPr>
                 <w:sz w:val="20"/>
               </w:rPr>
@@ -4161,6 +4237,7 @@
           <w:p>
             <w:pPr>
               <w:spacing w:after="0"/>
+              <w:jc w:val="both"/>
               <w:rPr>
                 <w:sz w:val="20"/>
               </w:rPr>
@@ -4186,6 +4263,7 @@
           <w:p>
             <w:pPr>
               <w:spacing w:after="0"/>
+              <w:jc w:val="both"/>
               <w:rPr>
                 <w:sz w:val="20"/>
               </w:rPr>
@@ -4203,8 +4281,9 @@
     <w:p>
       <w:pPr>
         <w:pStyle w:val="Heading2"/>
+        <w:jc w:val="both"/>
       </w:pPr>
-      <w:bookmarkStart w:id="6" w:name="_Toc241908616"/>
+      <w:bookmarkStart w:id="7" w:name="_Toc241908616"/>
       <w:r>
         <w:t>3.1. Kh</w:t>
       </w:r>
@@ -4255,395 +4334,415 @@
       </w:r>
       <w:r>
         <w:t>n</w:t>
-      </w:r>
-      <w:bookmarkEnd w:id="6"/>
-    </w:p>
-    <w:p>
-      <w:pPr>
-        <w:ind w:firstLine="425"/>
-      </w:pPr>
-      <w:r>
-        <w:t>Trong bối cảnh ứng dụng web có lưu lượng t</w:t>
-      </w:r>
-      <w:r>
-        <w:t>ăng mạnh, NoSQL thường được thiết kế với distributed architecture và horizontal scaling. AWS mô tả NoSQL là nhóm công nghệ phục vụ các data model khác nhau và nhấn mạnh scalability, consistency, availability và durability khi lựa chọn [4]. Google Cloud cũn</w:t>
-      </w:r>
-      <w:r>
-        <w:t>g mô tả NoSQL thường scale ngang, phù hợp dữ liệu bán cấu trúc và các workload web/real-time [5]. Tuy nhiên, các mô tả này là nguyên tắc kiến trúc chứ chưa phải bằng chứng rằng một sản phẩm NoSQL luôn có throughput cao hơn một RDBMS.</w:t>
-      </w:r>
-    </w:p>
-    <w:p>
-      <w:pPr>
-        <w:ind w:firstLine="425"/>
-      </w:pPr>
-      <w:r>
-        <w:lastRenderedPageBreak/>
-        <w:t>Nghiên cứu Čorovčák và</w:t>
-      </w:r>
-      <w:r>
-        <w:t xml:space="preserve"> Koupil cho thấy trong benchmark sáu hệ, Cassandra và MongoDB nổi bật về hiệu năng và khả năng scale với dataset lớn, trong khi MySQL/SQLite có ngôn ngữ truy vấn biểu đạt hơn; kết quả còn phụ thuộc việc workload cần join, flexibility hay chấp nhận dư thừa </w:t>
-      </w:r>
-      <w:r>
-        <w:t>dữ liệu [1]. Điều này minh họa tại sao phải thiết kế benchmark theo workload của ứng dụng thay vì dùng một con số “requests/second” để tuyên bố thắng-thua.</w:t>
-      </w:r>
-    </w:p>
-    <w:p>
-      <w:pPr>
-        <w:pStyle w:val="Heading2"/>
-      </w:pPr>
-      <w:bookmarkStart w:id="7" w:name="_Toc241908617"/>
-      <w:r>
-        <w:t>3.2. Tính nh</w:t>
-      </w:r>
-      <w:r>
-        <w:t>ấ</w:t>
-      </w:r>
-      <w:r>
-        <w:t>t quán d</w:t>
-      </w:r>
-      <w:r>
-        <w:t>ữ</w:t>
-      </w:r>
-      <w:r>
-        <w:t xml:space="preserve"> li</w:t>
-      </w:r>
-      <w:r>
-        <w:t>ệ</w:t>
-      </w:r>
-      <w:r>
-        <w:t>u trong h</w:t>
-      </w:r>
-      <w:r>
-        <w:t>ệ</w:t>
-      </w:r>
-      <w:r>
-        <w:t xml:space="preserve"> th</w:t>
-      </w:r>
-      <w:r>
-        <w:t>ố</w:t>
-      </w:r>
-      <w:r>
-        <w:t>ng doanh nghi</w:t>
-      </w:r>
-      <w:r>
-        <w:t>ệ</w:t>
-      </w:r>
-      <w:r>
-        <w:t>p</w:t>
       </w:r>
       <w:bookmarkEnd w:id="7"/>
     </w:p>
     <w:p>
       <w:pPr>
         <w:ind w:firstLine="425"/>
+        <w:jc w:val="both"/>
       </w:pPr>
       <w:r>
-        <w:t>Đối với hệ thống doanh nghiệp như thanh toán</w:t>
-      </w:r>
-      <w:r>
-        <w:t>, đơn hàng, tồn kho hoặc dữ liệu kế toán, vấn đề chính là integrity của transaction và quan hệ dữ liệu. Relational DBMS có lợi thế lịch sử ở mô hình quan hệ, ràng buộc và ACID [3], [5]. Ngược lại, NoSQL không đồng nghĩa với thiếu transaction hoàn toàn: nhi</w:t>
-      </w:r>
-      <w:r>
-        <w:t>ều sản phẩm hiện đại có thêm khả năng transaction hoặc nhiều mức consistency. Vì vậy, đánh giá phải dựa trên semantics thực tế của sản phẩm, chứ không dựa trên nhãn SQL/NoSQL đơn thuần [1], [5].</w:t>
+        <w:t>Trong bối cảnh ứng dụng web có lưu lượng t</w:t>
+      </w:r>
+      <w:r>
+        <w:t>ăng mạnh, NoSQL thường được thiết kế với distributed architecture và horizontal scaling. AWS mô tả NoSQL là nhóm công nghệ phục vụ các data model khác nhau và nhấn mạnh scalability, consistency, availability và durability khi lựa chọn [4]. Google Cloud cũn</w:t>
+      </w:r>
+      <w:r>
+        <w:t>g mô tả NoSQL thường scale ngang, phù hợp dữ liệu bán cấu trúc và các workload web/real-time [5]. Tuy nhiên, các mô tả này là nguyên tắc kiến trúc chứ chưa phải bằng chứng rằng một sản phẩm NoSQL luôn có throughput cao hơn một RDBMS.</w:t>
       </w:r>
     </w:p>
     <w:p>
       <w:pPr>
         <w:ind w:firstLine="425"/>
+        <w:jc w:val="both"/>
       </w:pPr>
       <w:r>
-        <w:t>Khảo sát của Davoudian và cộng sự đặt consistency, partitioni</w:t>
-      </w:r>
-      <w:r>
-        <w:t>ng và CAP vào cùng một khung phân tích, cho thấy trade-off của hệ phân tán là vấn đề kiến trúc chứ không chỉ là lựa chọn “cơ sở dữ liệu nhanh hay chậm” [3]. Một case study cũ hơn của CMU/SEI cũng ghi nhận strong consistency làm throughput giảm khoảng 10-25</w:t>
-      </w:r>
-      <w:r>
-        <w:t>% so với eventual consistency trong workload thử nghiệm cụ thể; kết quả này có giá trị như bằng chứng rằng consistency có chi phí, nhưng không nên khái quát thành một tỷ lệ cố định cho mọi hệ thống [7].</w:t>
+        <w:lastRenderedPageBreak/>
+        <w:t>Nghiên cứu Čorovčák và</w:t>
+      </w:r>
+      <w:r>
+        <w:t xml:space="preserve"> Koupil cho thấy trong benchmark sáu hệ, Cassandra và MongoDB nổi bật về hiệu năng và khả năng scale với dataset lớn, trong khi MySQL/SQLite có ngôn ngữ truy vấn biểu đạt hơn; kết quả còn phụ thuộc việc workload cần join, flexibility hay chấp nhận dư thừa </w:t>
+      </w:r>
+      <w:r>
+        <w:t>dữ liệu [1]. Điều này minh họa tại sao phải thiết kế benchmark theo workload của ứng dụng thay vì dùng một con số “requests/second” để tuyên bố thắng-thua.</w:t>
       </w:r>
     </w:p>
     <w:p>
       <w:pPr>
         <w:pStyle w:val="Heading2"/>
+        <w:jc w:val="both"/>
       </w:pPr>
-      <w:bookmarkStart w:id="8" w:name="_Toc241908618"/>
-      <w:r>
-        <w:t>3.3. B</w:t>
-      </w:r>
-      <w:r>
-        <w:t>ằ</w:t>
-      </w:r>
-      <w:r>
-        <w:t>ng ch</w:t>
-      </w:r>
-      <w:r>
-        <w:t>ứ</w:t>
-      </w:r>
-      <w:r>
-        <w:t>ng benchmark năm 2025</w:t>
+      <w:bookmarkStart w:id="8" w:name="_Toc241908617"/>
+      <w:r>
+        <w:t>3.2. Tính nh</w:t>
+      </w:r>
+      <w:r>
+        <w:t>ấ</w:t>
+      </w:r>
+      <w:r>
+        <w:t>t quán d</w:t>
+      </w:r>
+      <w:r>
+        <w:t>ữ</w:t>
+      </w:r>
+      <w:r>
+        <w:t xml:space="preserve"> li</w:t>
+      </w:r>
+      <w:r>
+        <w:t>ệ</w:t>
+      </w:r>
+      <w:r>
+        <w:t>u trong h</w:t>
+      </w:r>
+      <w:r>
+        <w:t>ệ</w:t>
+      </w:r>
+      <w:r>
+        <w:t xml:space="preserve"> th</w:t>
+      </w:r>
+      <w:r>
+        <w:t>ố</w:t>
+      </w:r>
+      <w:r>
+        <w:t>ng doanh nghi</w:t>
+      </w:r>
+      <w:r>
+        <w:t>ệ</w:t>
+      </w:r>
+      <w:r>
+        <w:t>p</w:t>
       </w:r>
       <w:bookmarkEnd w:id="8"/>
     </w:p>
     <w:p>
       <w:pPr>
         <w:ind w:firstLine="425"/>
+        <w:jc w:val="both"/>
       </w:pPr>
       <w:r>
-        <w:t>Case study Cloud O</w:t>
-      </w:r>
-      <w:r>
-        <w:t>LTP của Camilleri, Vella và Nezval sử dụng benchmark mở rộng theo 80 kịch bản. Tác giả báo cáo PostgreSQL có ưu thế nhất quán ở workload hỗn hợp và mức đồng thời cao, trong khi MongoDB có lợi thế ở workload đọc nhiều và ghi nhiều với mức đồng thời thấp [2]</w:t>
-      </w:r>
-      <w:r>
-        <w:t>. Giá trị của nguồn này nằm ở việc công bố workload đa dạng; hạn chế là phạm vi chỉ xoay quanh PostgreSQL và MongoDB trong Cloud OLTP, nên không thể suy rộng cho mọi loại NoSQL hoặc mọi ứng dụng.</w:t>
+        <w:t>Đối với hệ thống doanh nghiệp như thanh toán</w:t>
+      </w:r>
+      <w:r>
+        <w:t>, đơn hàng, tồn kho hoặc dữ liệu kế toán, vấn đề chính là integrity của transaction và quan hệ dữ liệu. Relational DBMS có lợi thế lịch sử ở mô hình quan hệ, ràng buộc và ACID [3], [5]. Ngược lại, NoSQL không đồng nghĩa với thiếu transaction hoàn toàn: nhi</w:t>
+      </w:r>
+      <w:r>
+        <w:t>ều sản phẩm hiện đại có thêm khả năng transaction hoặc nhiều mức consistency. Vì vậy, đánh giá phải dựa trên semantics thực tế của sản phẩm, chứ không dựa trên nhãn SQL/NoSQL đơn thuần [1], [5].</w:t>
       </w:r>
     </w:p>
     <w:p>
       <w:pPr>
         <w:ind w:firstLine="425"/>
+        <w:jc w:val="both"/>
       </w:pPr>
       <w:r>
-        <w:t>Nghiên cứu sáu hệ của Čorovčák và Koupil cũng cảnh báo bench</w:t>
-      </w:r>
-      <w:r>
-        <w:t>mark cần công bằng: thử nghiệm phải có workload có ý nghĩa, lặp lại được, công bằng giữa các hệ và tránh chỉ đo một phẩm chất khi các hệ được thiết kế cho mục tiêu khác nhau [1]. Đây là điểm đặc biệt quan trọng khi đọc bài viết tiếp thị, vì cùng một sản ph</w:t>
-      </w:r>
-      <w:r>
-        <w:t>ẩm có thể được benchmark trên workload thuận lợi cho nó.</w:t>
+        <w:t>Khảo sát của Davoudian và cộng sự đặt consistency, partitioni</w:t>
+      </w:r>
+      <w:r>
+        <w:t>ng và CAP vào cùng một khung phân tích, cho thấy trade-off của hệ phân tán là vấn đề kiến trúc chứ không chỉ là lựa chọn “cơ sở dữ liệu nhanh hay chậm” [3]. Một case study cũ hơn của CMU/SEI cũng ghi nhận strong consistency làm throughput giảm khoảng 10-25</w:t>
+      </w:r>
+      <w:r>
+        <w:t>% so với eventual consistency trong workload thử nghiệm cụ thể; kết quả này có giá trị như bằng chứng rằng consistency có chi phí, nhưng không nên khái quát thành một tỷ lệ cố định cho mọi hệ thống [7].</w:t>
       </w:r>
     </w:p>
     <w:p>
       <w:pPr>
-        <w:pStyle w:val="Heading1"/>
+        <w:pStyle w:val="Heading2"/>
+        <w:jc w:val="both"/>
       </w:pPr>
-      <w:bookmarkStart w:id="9" w:name="_Toc241908619"/>
-      <w:r>
-        <w:t>4. SUY NG</w:t>
-      </w:r>
-      <w:r>
-        <w:t>Ẫ</w:t>
-      </w:r>
-      <w:r>
-        <w:t>M V</w:t>
-      </w:r>
-      <w:r>
-        <w:t>Ề</w:t>
-      </w:r>
-      <w:r>
-        <w:t xml:space="preserve"> THIÊN KI</w:t>
-      </w:r>
-      <w:r>
-        <w:t>Ế</w:t>
-      </w:r>
-      <w:r>
-        <w:t>N NHÀ CUNG C</w:t>
-      </w:r>
-      <w:r>
-        <w:t>Ấ</w:t>
-      </w:r>
-      <w:r>
-        <w:t>P</w:t>
+      <w:bookmarkStart w:id="9" w:name="_Toc241908618"/>
+      <w:r>
+        <w:t>3.3. B</w:t>
+      </w:r>
+      <w:r>
+        <w:t>ằ</w:t>
+      </w:r>
+      <w:r>
+        <w:t>ng ch</w:t>
+      </w:r>
+      <w:r>
+        <w:t>ứ</w:t>
+      </w:r>
+      <w:r>
+        <w:t>ng benchmark năm 2025</w:t>
       </w:r>
       <w:bookmarkEnd w:id="9"/>
     </w:p>
     <w:p>
       <w:pPr>
         <w:ind w:firstLine="425"/>
+        <w:jc w:val="both"/>
       </w:pPr>
       <w:r>
-        <w:t>Nguồn từ nhà cung cấp không nên bị loại bỏ chỉ vì có mục đích thương mại. AWS và Google Cloud vẫn là các nguồn có thẩm quyền cao đối với tài liệu dịch vụ, thuật</w:t>
-      </w:r>
-      <w:r>
-        <w:t xml:space="preserve"> ngữ và kiến trúc mà họ vận hành [4], [5]. Vấn đề nằm ở mục đích và phạm vi: khi một vendor nói dịch vụ của họ “dễ mở rộng”, “hiệu năng cao” hoặc “chi phí tốt”, người đọc cần hỏi workload nào, cấu hình nào, giới hạn nào và có benchmark độc lập hay không.</w:t>
+        <w:t>Case study Cloud O</w:t>
+      </w:r>
+      <w:r>
+        <w:t>LTP của Camilleri, Vella và Nezval sử dụng benchmark mở rộng theo 80 kịch bản. Tác giả báo cáo PostgreSQL có ưu thế nhất quán ở workload hỗn hợp và mức đồng thời cao, trong khi MongoDB có lợi thế ở workload đọc nhiều và ghi nhiều với mức đồng thời thấp [2]</w:t>
+      </w:r>
+      <w:r>
+        <w:t>. Giá trị của nguồn này nằm ở việc công bố workload đa dạng; hạn chế là phạm vi chỉ xoay quanh PostgreSQL và MongoDB trong Cloud OLTP, nên không thể suy rộng cho mọi loại NoSQL hoặc mọi ứng dụng.</w:t>
       </w:r>
     </w:p>
     <w:p>
       <w:pPr>
         <w:ind w:firstLine="425"/>
+        <w:jc w:val="both"/>
       </w:pPr>
       <w:r>
-        <w:lastRenderedPageBreak/>
-        <w:t>T</w:t>
-      </w:r>
-      <w:r>
-        <w:t xml:space="preserve">rong nguồn AWS, mục đích được nhận diện khá rõ qua việc tài liệu tập trung vào lựa chọn các dịch vụ NoSQL của AWS [4]. Google Cloud cũng liên kết giải thích SQL/NoSQL với hệ sản phẩm của Google Cloud [5]. Vì vậy, các nguồn này được chấm “P” thấp hơn nguồn </w:t>
-      </w:r>
-      <w:r>
-        <w:t>học thuật. Điều đó không có nghĩa mọi thông tin kỹ thuật trong vendor documentation đều sai; nó có nghĩa rằng các tuyên bố so sánh nên được kiểm tra chéo với bài nghiên cứu có phương pháp thử nghiệm, hoặc với tài liệu chính thức của bên thứ ba.</w:t>
-      </w:r>
-    </w:p>
-    <w:p>
-      <w:pPr>
-        <w:ind w:firstLine="425"/>
-      </w:pPr>
-      <w:r>
-        <w:t>Một dấu hiệ</w:t>
-      </w:r>
-      <w:r>
-        <w:t>u của nội dung tiếp thị thổi phồng là sử dụng tính từ tuyệt đối (“always”, “unlimited”, “the best”, “faster than SQL”) mà không mô tả workload, dữ liệu, phần cứng, chi phí và điều kiện đo. Ngược lại, nguồn học thuật tốt thường nêu giới hạn, cấu hình, số lầ</w:t>
-      </w:r>
-      <w:r>
-        <w:t>n chạy, biến số kiểm soát và những trường hợp mà kết quả không kết luận được [1], [2].</w:t>
+        <w:t>Nghiên cứu sáu hệ của Čorovčák và Koupil cũng cảnh báo bench</w:t>
+      </w:r>
+      <w:r>
+        <w:t>mark cần công bằng: thử nghiệm phải có workload có ý nghĩa, lặp lại được, công bằng giữa các hệ và tránh chỉ đo một phẩm chất khi các hệ được thiết kế cho mục tiêu khác nhau [1]. Đây là điểm đặc biệt quan trọng khi đọc bài viết tiếp thị, vì cùng một sản ph</w:t>
+      </w:r>
+      <w:r>
+        <w:t>ẩm có thể được benchmark trên workload thuận lợi cho nó.</w:t>
       </w:r>
     </w:p>
     <w:p>
       <w:pPr>
         <w:pStyle w:val="Heading1"/>
+        <w:jc w:val="both"/>
       </w:pPr>
-      <w:bookmarkStart w:id="10" w:name="_Toc241908620"/>
-      <w:r>
-        <w:t>5. K</w:t>
+      <w:bookmarkStart w:id="10" w:name="_Toc241908619"/>
+      <w:r>
+        <w:t>4. SUY NG</w:t>
+      </w:r>
+      <w:r>
+        <w:t>Ẫ</w:t>
+      </w:r>
+      <w:r>
+        <w:t>M V</w:t>
+      </w:r>
+      <w:r>
+        <w:t>Ề</w:t>
+      </w:r>
+      <w:r>
+        <w:t xml:space="preserve"> THIÊN KI</w:t>
       </w:r>
       <w:r>
         <w:t>Ế</w:t>
       </w:r>
       <w:r>
-        <w:t>T LU</w:t>
-      </w:r>
-      <w:r>
-        <w:t>Ậ</w:t>
-      </w:r>
-      <w:r>
-        <w:t>N VÀ L</w:t>
-      </w:r>
-      <w:r>
-        <w:t>Ự</w:t>
-      </w:r>
-      <w:r>
-        <w:t>A CH</w:t>
-      </w:r>
-      <w:r>
-        <w:t>Ọ</w:t>
-      </w:r>
-      <w:r>
-        <w:t>N NGU</w:t>
-      </w:r>
-      <w:r>
-        <w:t>Ồ</w:t>
-      </w:r>
-      <w:r>
-        <w:t>N TIN C</w:t>
-      </w:r>
-      <w:r>
-        <w:t>Ậ</w:t>
-      </w:r>
-      <w:r>
-        <w:t>Y</w:t>
+        <w:t>N NHÀ CUNG C</w:t>
+      </w:r>
+      <w:r>
+        <w:t>Ấ</w:t>
+      </w:r>
+      <w:r>
+        <w:t>P</w:t>
       </w:r>
       <w:bookmarkEnd w:id="10"/>
     </w:p>
     <w:p>
       <w:pPr>
         <w:ind w:firstLine="425"/>
+        <w:jc w:val="both"/>
       </w:pPr>
       <w:r>
-        <w:t xml:space="preserve">Ba nguồn được ưu tiên cho phần kết luận là [1], [2] và [3]. [1] cung cấp so sánh nhiều hệ với benchmark có cấu trúc; [2] cung cấp </w:t>
-      </w:r>
-      <w:r>
-        <w:t>case study mới về Cloud OLTP với workload biến thiên; [3] cung cấp khung khái niệm học thuật để giải thích consistency, partitioning và CAP. Các nguồn [4] và [5] được dùng bổ trợ cho mô tả kiến trúc hiện hành và use case, nhưng cần đọc với nhận thức về lợi</w:t>
-      </w:r>
-      <w:r>
-        <w:t xml:space="preserve"> ích thương mại.</w:t>
+        <w:t>Nguồn từ nhà cung cấp không nên bị loại bỏ chỉ vì có mục đích thương mại. AWS và Google Cloud vẫn là các nguồn có thẩm quyền cao đối với tài liệu dịch vụ, thuật</w:t>
+      </w:r>
+      <w:r>
+        <w:t xml:space="preserve"> ngữ và kiến trúc mà họ vận hành [4], [5]. Vấn đề nằm ở mục đích và phạm vi: khi một vendor nói dịch vụ của họ “dễ mở rộng”, “hiệu năng cao” hoặc “chi phí tốt”, người đọc cần hỏi workload nào, cấu hình nào, giới hạn nào và có benchmark độc lập hay không.</w:t>
       </w:r>
     </w:p>
     <w:p>
       <w:pPr>
         <w:ind w:firstLine="425"/>
+        <w:jc w:val="both"/>
       </w:pPr>
       <w:r>
-        <w:t>Kết luận kỹ thuật không phải “SQL tốt hơn” hay “NoSQL tốt hơn”. Với IT, quyết định hợp lý thường bắt đầu từ workload: dữ liệu có quan hệ phức tạp không, cần transaction đa bước và integrity đến mức nào, access pattern có ổn định không, yêu</w:t>
-      </w:r>
-      <w:r>
-        <w:t xml:space="preserve"> cầu scale ngang và availability ra sao, và đội ngũ có năng lực vận hành hệ nào. Nếu một hệ thống có nhiều loại workload, mô hình kết hợp SQL + NoSQL (polyglot persistence) có thể phù hợp hơn việc ép toàn bộ dữ liệu vào một công nghệ [4], [5].</w:t>
+        <w:lastRenderedPageBreak/>
+        <w:t>T</w:t>
+      </w:r>
+      <w:r>
+        <w:t xml:space="preserve">rong nguồn AWS, mục đích được nhận diện khá rõ qua việc tài liệu tập trung vào lựa chọn các dịch vụ NoSQL của AWS [4]. Google Cloud cũng liên kết giải thích SQL/NoSQL với hệ sản phẩm của Google Cloud [5]. Vì vậy, các nguồn này được chấm “P” thấp hơn nguồn </w:t>
+      </w:r>
+      <w:r>
+        <w:t>học thuật. Điều đó không có nghĩa mọi thông tin kỹ thuật trong vendor documentation đều sai; nó có nghĩa rằng các tuyên bố so sánh nên được kiểm tra chéo với bài nghiên cứu có phương pháp thử nghiệm, hoặc với tài liệu chính thức của bên thứ ba.</w:t>
       </w:r>
     </w:p>
     <w:p>
       <w:pPr>
         <w:ind w:firstLine="425"/>
+        <w:jc w:val="both"/>
       </w:pPr>
       <w:r>
-        <w:t>Nguồn bị loạ</w:t>
-      </w:r>
-      <w:r>
-        <w:t xml:space="preserve">i khỏi kết luận chính là [6], một term paper từ năm 2017. Nguồn này có giá trị như minh họa lịch sử cho tranh luận SQL/NoSQL, nhưng benchmark đã cũ, bối cảnh phần mềm thay đổi đáng kể và mức độ uy quyền học thuật thấp hơn các nghiên cứu peer-reviewed. Một </w:t>
-      </w:r>
-      <w:r>
-        <w:t>nguồn cũ khác là case study NoSQL của CMU/SEI [7]; nguồn này có số liệu đo rõ ràng nhưng chỉ nên dùng để minh họa trade-off nhất quán vì công nghệ và workload đã thay đổi.</w:t>
+        <w:t>Một dấu hiệ</w:t>
+      </w:r>
+      <w:r>
+        <w:t>u của nội dung tiếp thị thổi phồng là sử dụng tính từ tuyệt đối (“always”, “unlimited”, “the best”, “faster than SQL”) mà không mô tả workload, dữ liệu, phần cứng, chi phí và điều kiện đo. Ngược lại, nguồn học thuật tốt thường nêu giới hạn, cấu hình, số lầ</w:t>
+      </w:r>
+      <w:r>
+        <w:t>n chạy, biến số kiểm soát và những trường hợp mà kết quả không kết luận được [1], [2].</w:t>
       </w:r>
     </w:p>
     <w:p>
       <w:pPr>
         <w:pStyle w:val="Heading1"/>
+        <w:jc w:val="both"/>
       </w:pPr>
-      <w:bookmarkStart w:id="11" w:name="_Toc241908621"/>
-      <w:r>
-        <w:t>6. PH</w:t>
-      </w:r>
-      <w:r>
-        <w:t>Ả</w:t>
-      </w:r>
-      <w:r>
-        <w:t>N BI</w:t>
-      </w:r>
-      <w:r>
-        <w:t>Ệ</w:t>
-      </w:r>
-      <w:r>
-        <w:t>N VÀ H</w:t>
-      </w:r>
-      <w:r>
-        <w:t>Ạ</w:t>
-      </w:r>
-      <w:r>
-        <w:t>N CH</w:t>
+      <w:bookmarkStart w:id="11" w:name="_Toc241908620"/>
+      <w:r>
+        <w:t>5. K</w:t>
       </w:r>
       <w:r>
         <w:t>Ế</w:t>
       </w:r>
       <w:r>
-        <w:t xml:space="preserve"> C</w:t>
-      </w:r>
-      <w:r>
-        <w:t>Ủ</w:t>
-      </w:r>
-      <w:r>
-        <w:t>A ĐÁNH GIÁ</w:t>
+        <w:t>T LU</w:t>
+      </w:r>
+      <w:r>
+        <w:t>Ậ</w:t>
+      </w:r>
+      <w:r>
+        <w:t>N VÀ L</w:t>
+      </w:r>
+      <w:r>
+        <w:t>Ự</w:t>
+      </w:r>
+      <w:r>
+        <w:t>A CH</w:t>
+      </w:r>
+      <w:r>
+        <w:t>Ọ</w:t>
+      </w:r>
+      <w:r>
+        <w:t>N NGU</w:t>
+      </w:r>
+      <w:r>
+        <w:t>Ồ</w:t>
+      </w:r>
+      <w:r>
+        <w:t>N TIN C</w:t>
+      </w:r>
+      <w:r>
+        <w:t>Ậ</w:t>
+      </w:r>
+      <w:r>
+        <w:t>Y</w:t>
       </w:r>
       <w:bookmarkEnd w:id="11"/>
     </w:p>
     <w:p>
       <w:pPr>
         <w:ind w:firstLine="425"/>
+        <w:jc w:val="both"/>
       </w:pPr>
       <w:r>
-        <w:t>CRAAP giúp làm rõ nguồn nào đáng đọc, nhưng điể</w:t>
-      </w:r>
-      <w:r>
-        <w:t xml:space="preserve">m số vẫn có tính chủ quan. Ví dụ, một vendor documentation có thể đạt điểm cao về uy quyền và thời sự, nhưng điểm thấp hơn ở “Purpose” do có mục tiêu thương mại. Ngược lại, một bài nghiên cứu cũ có thể đạt điểm cao về authority và accuracy nhưng điểm thấp </w:t>
-      </w:r>
-      <w:r>
-        <w:t>về currency đối với các tính năng của phiên bản mới.</w:t>
+        <w:t xml:space="preserve">Ba nguồn được ưu tiên cho phần kết luận là [1], [2] và [3]. [1] cung cấp so sánh nhiều hệ với benchmark có cấu trúc; [2] cung cấp </w:t>
+      </w:r>
+      <w:r>
+        <w:t>case study mới về Cloud OLTP với workload biến thiên; [3] cung cấp khung khái niệm học thuật để giải thích consistency, partitioning và CAP. Các nguồn [4] và [5] được dùng bổ trợ cho mô tả kiến trúc hiện hành và use case, nhưng cần đọc với nhận thức về lợi</w:t>
+      </w:r>
+      <w:r>
+        <w:t xml:space="preserve"> ích thương mại.</w:t>
       </w:r>
     </w:p>
     <w:p>
       <w:pPr>
         <w:ind w:firstLine="425"/>
+        <w:jc w:val="both"/>
       </w:pPr>
       <w:r>
-        <w:t xml:space="preserve">Ngoài ra, “SQL” và “NoSQL” là các nhóm rộng. Một hệ SQL như PostgreSQL có khả năng JSON và mở rộng phân tán; một số hệ NoSQL hiện đại cũng hỗ trợ transaction, index phong phú và các mức consistency khác </w:t>
-      </w:r>
-      <w:r>
-        <w:t xml:space="preserve">nhau. Vì thế, câu hỏi nghiên cứu có thể được nâng cấp ở các bài </w:t>
-      </w:r>
-      <w:r>
-        <w:lastRenderedPageBreak/>
-        <w:t>tiếp theo thành so sánh cụ thể giữa PostgreSQL và MongoDB/Cassandra trên một workload đã định nghĩa, thay vì so sánh hai nhãn công nghệ ở mức tổng quát.</w:t>
+        <w:t>Kết luận kỹ thuật không phải “SQL tốt hơn” hay “NoSQL tốt hơn”. Với IT, quyết định hợp lý thường bắt đầu từ workload: dữ liệu có quan hệ phức tạp không, cần transaction đa bước và integrity đến mức nào, access pattern có ổn định không, yêu</w:t>
+      </w:r>
+      <w:r>
+        <w:t xml:space="preserve"> cầu scale ngang và availability ra sao, và đội ngũ có năng lực vận hành hệ nào. Nếu một hệ thống có nhiều loại workload, mô hình kết hợp SQL + NoSQL (polyglot persistence) có thể phù hợp hơn việc ép toàn bộ dữ liệu vào một công nghệ [4], [5].</w:t>
+      </w:r>
+    </w:p>
+    <w:p>
+      <w:pPr>
+        <w:ind w:firstLine="425"/>
+        <w:jc w:val="both"/>
+      </w:pPr>
+      <w:r>
+        <w:t>Nguồn bị loạ</w:t>
+      </w:r>
+      <w:r>
+        <w:t xml:space="preserve">i khỏi kết luận chính là [6], một term paper từ năm 2017. Nguồn này có giá trị như minh họa lịch sử cho tranh luận SQL/NoSQL, nhưng benchmark đã cũ, bối cảnh phần mềm thay đổi đáng kể và mức độ uy quyền học thuật thấp hơn các nghiên cứu peer-reviewed. Một </w:t>
+      </w:r>
+      <w:r>
+        <w:t>nguồn cũ khác là case study NoSQL của CMU/SEI [7]; nguồn này có số liệu đo rõ ràng nhưng chỉ nên dùng để minh họa trade-off nhất quán vì công nghệ và workload đã thay đổi.</w:t>
       </w:r>
     </w:p>
     <w:p>
       <w:pPr>
         <w:pStyle w:val="Heading1"/>
+        <w:jc w:val="both"/>
       </w:pPr>
-      <w:bookmarkStart w:id="12" w:name="_Toc241908622"/>
+      <w:bookmarkStart w:id="12" w:name="_Toc241908621"/>
+      <w:r>
+        <w:t>6. PH</w:t>
+      </w:r>
+      <w:r>
+        <w:t>Ả</w:t>
+      </w:r>
+      <w:r>
+        <w:t>N BI</w:t>
+      </w:r>
+      <w:r>
+        <w:t>Ệ</w:t>
+      </w:r>
+      <w:r>
+        <w:t>N VÀ H</w:t>
+      </w:r>
+      <w:r>
+        <w:t>Ạ</w:t>
+      </w:r>
+      <w:r>
+        <w:t>N CH</w:t>
+      </w:r>
+      <w:r>
+        <w:t>Ế</w:t>
+      </w:r>
+      <w:r>
+        <w:t xml:space="preserve"> C</w:t>
+      </w:r>
+      <w:r>
+        <w:t>Ủ</w:t>
+      </w:r>
+      <w:r>
+        <w:t>A ĐÁNH GIÁ</w:t>
+      </w:r>
+      <w:bookmarkEnd w:id="12"/>
+    </w:p>
+    <w:p>
+      <w:pPr>
+        <w:ind w:firstLine="425"/>
+        <w:jc w:val="both"/>
+      </w:pPr>
+      <w:r>
+        <w:t>CRAAP giúp làm rõ nguồn nào đáng đọc, nhưng điể</w:t>
+      </w:r>
+      <w:r>
+        <w:t xml:space="preserve">m số vẫn có tính chủ quan. Ví dụ, một vendor documentation có thể đạt điểm cao về uy quyền và thời sự, nhưng điểm thấp hơn ở “Purpose” do có mục tiêu thương mại. Ngược lại, một bài nghiên cứu cũ có thể đạt điểm cao về authority và accuracy nhưng điểm thấp </w:t>
+      </w:r>
+      <w:r>
+        <w:t>về currency đối với các tính năng của phiên bản mới.</w:t>
+      </w:r>
+    </w:p>
+    <w:p>
+      <w:pPr>
+        <w:ind w:firstLine="425"/>
+        <w:jc w:val="both"/>
+      </w:pPr>
+      <w:r>
+        <w:t xml:space="preserve">Ngoài ra, “SQL” và “NoSQL” là các nhóm rộng. Một hệ SQL như PostgreSQL có khả năng JSON và mở rộng phân tán; một số hệ NoSQL hiện đại cũng hỗ trợ transaction, index phong phú và các mức consistency khác </w:t>
+      </w:r>
+      <w:r>
+        <w:t xml:space="preserve">nhau. Vì thế, câu hỏi nghiên cứu có thể được nâng cấp ở các bài tiếp </w:t>
+      </w:r>
+      <w:r>
+        <w:lastRenderedPageBreak/>
+        <w:t>theo thành so sánh cụ thể giữa PostgreSQL và MongoDB/Cassandra trên một workload đã định nghĩa, thay vì so sánh hai nhãn công nghệ ở mức tổng quát.</w:t>
+      </w:r>
+    </w:p>
+    <w:p>
+      <w:pPr>
+        <w:pStyle w:val="Heading1"/>
+        <w:jc w:val="both"/>
+      </w:pPr>
+      <w:bookmarkStart w:id="13" w:name="_Toc241908622"/>
       <w:r>
         <w:t>TÀI LI</w:t>
       </w:r>
@@ -4659,12 +4758,13 @@
       <w:r>
         <w:t>O</w:t>
       </w:r>
-      <w:bookmarkEnd w:id="12"/>
+      <w:bookmarkEnd w:id="13"/>
     </w:p>
     <w:p>
       <w:pPr>
         <w:spacing w:after="100" w:line="252" w:lineRule="auto"/>
         <w:ind w:left="397" w:hanging="397"/>
+        <w:jc w:val="both"/>
       </w:pPr>
       <w:r>
         <w:rPr>
@@ -4683,6 +4783,7 @@
       <w:pPr>
         <w:spacing w:after="100" w:line="252" w:lineRule="auto"/>
         <w:ind w:left="397" w:hanging="397"/>
+        <w:jc w:val="both"/>
       </w:pPr>
       <w:r>
         <w:rPr>
@@ -4701,6 +4802,7 @@
       <w:pPr>
         <w:spacing w:after="100" w:line="252" w:lineRule="auto"/>
         <w:ind w:left="397" w:hanging="397"/>
+        <w:jc w:val="both"/>
       </w:pPr>
       <w:r>
         <w:rPr>
@@ -4719,6 +4821,7 @@
       <w:pPr>
         <w:spacing w:after="100" w:line="252" w:lineRule="auto"/>
         <w:ind w:left="397" w:hanging="397"/>
+        <w:jc w:val="both"/>
       </w:pPr>
       <w:r>
         <w:rPr>
@@ -4737,6 +4840,7 @@
       <w:pPr>
         <w:spacing w:after="100" w:line="252" w:lineRule="auto"/>
         <w:ind w:left="397" w:hanging="397"/>
+        <w:jc w:val="both"/>
       </w:pPr>
       <w:r>
         <w:rPr>
@@ -4749,6 +4853,7 @@
       <w:pPr>
         <w:spacing w:after="100" w:line="252" w:lineRule="auto"/>
         <w:ind w:left="397" w:hanging="397"/>
+        <w:jc w:val="both"/>
       </w:pPr>
       <w:r>
         <w:rPr>
@@ -4767,6 +4872,7 @@
       <w:pPr>
         <w:spacing w:after="100" w:line="252" w:lineRule="auto"/>
         <w:ind w:left="397" w:hanging="397"/>
+        <w:jc w:val="both"/>
       </w:pPr>
       <w:r>
         <w:rPr>
@@ -4878,8 +4984,6 @@
           </w:r>
         </w:sdtContent>
       </w:sdt>
-      <w:bookmarkStart w:id="13" w:name="_GoBack"/>
-      <w:bookmarkEnd w:id="13"/>
       <w:r>
         <w:rPr>
           <w:sz w:val="22"/>
@@ -4890,6 +4994,7 @@
     <w:p>
       <w:pPr>
         <w:spacing w:before="160" w:after="0"/>
+        <w:jc w:val="both"/>
       </w:pPr>
       <w:r>
         <w:rPr>
@@ -18291,7 +18396,7 @@
 </file>
 
 <file path=customXml/itemProps1.xml><?xml version="1.0" encoding="utf-8"?>
-<ds:datastoreItem xmlns:ds="http://schemas.openxmlformats.org/officeDocument/2006/customXml" ds:itemID="{B3A8E4A0-78F4-46D6-BCC2-678927D5FE0F}">
+<ds:datastoreItem xmlns:ds="http://schemas.openxmlformats.org/officeDocument/2006/customXml" ds:itemID="{19B0AEF5-1DF7-4B1D-AB85-CB1C2508664F}">
   <ds:schemaRefs>
     <ds:schemaRef ds:uri="http://schemas.openxmlformats.org/officeDocument/2006/bibliography"/>
   </ds:schemaRefs>
